--- a/01. UML/02. ECUD/ECUD_EUREKABANK_SOAP_JAVA_CONBDD_GR08.docx
+++ b/01. UML/02. ECUD/ECUD_EUREKABANK_SOAP_JAVA_CONBDD_GR08.docx
@@ -7467,9 +7467,9 @@
                 <w:noProof/>
               </w:rPr>
               <w:drawing>
-                <wp:inline distT="0" distB="0" distL="0" distR="0" wp14:anchorId="758B203A" wp14:editId="756049A1">
-                  <wp:extent cx="1476375" cy="1868999"/>
-                  <wp:effectExtent l="0" t="0" r="0" b="0"/>
+                <wp:inline distT="0" distB="0" distL="0" distR="0" wp14:anchorId="758B203A" wp14:editId="33ADD250">
+                  <wp:extent cx="1800000" cy="2278688"/>
+                  <wp:effectExtent l="0" t="0" r="0" b="7620"/>
                   <wp:docPr id="956405043" name="Imagen 27"/>
                   <wp:cNvGraphicFramePr>
                     <a:graphicFrameLocks xmlns:a="http://schemas.openxmlformats.org/drawingml/2006/main" noChangeAspect="1"/>
@@ -7496,7 +7496,7 @@
                         <pic:spPr>
                           <a:xfrm>
                             <a:off x="0" y="0"/>
-                            <a:ext cx="1491718" cy="1888422"/>
+                            <a:ext cx="1800000" cy="2278688"/>
                           </a:xfrm>
                           <a:prstGeom prst="rect">
                             <a:avLst/>
@@ -7695,28 +7695,7 @@
               <w:cnfStyle w:val="000000000000" w:firstRow="0" w:lastRow="0" w:firstColumn="0" w:lastColumn="0" w:oddVBand="0" w:evenVBand="0" w:oddHBand="0" w:evenHBand="0" w:firstRowFirstColumn="0" w:firstRowLastColumn="0" w:lastRowFirstColumn="0" w:lastRowLastColumn="0"/>
             </w:pPr>
             <w:r>
-              <w:t xml:space="preserve">El cliente invoca el método </w:t>
-            </w:r>
-            <w:proofErr w:type="spellStart"/>
-            <w:proofErr w:type="gramStart"/>
-            <w:r>
-              <w:t>validarIngreso</w:t>
-            </w:r>
-            <w:proofErr w:type="spellEnd"/>
-            <w:r>
-              <w:t>(</w:t>
-            </w:r>
-            <w:proofErr w:type="gramEnd"/>
-            <w:r>
-              <w:t xml:space="preserve">usuario, </w:t>
-            </w:r>
-            <w:proofErr w:type="spellStart"/>
-            <w:r>
-              <w:t>password</w:t>
-            </w:r>
-            <w:proofErr w:type="spellEnd"/>
-            <w:r>
-              <w:t>) del Web Service.</w:t>
+              <w:t>El cliente invoca el método validarIngreso(usuario, password) del Web Service.</w:t>
             </w:r>
           </w:p>
         </w:tc>
@@ -7742,28 +7721,7 @@
               <w:spacing w:line="360" w:lineRule="auto"/>
             </w:pPr>
             <w:r>
-              <w:t xml:space="preserve">El cliente invoca el método </w:t>
-            </w:r>
-            <w:proofErr w:type="spellStart"/>
-            <w:proofErr w:type="gramStart"/>
-            <w:r>
-              <w:t>validarIngreso</w:t>
-            </w:r>
-            <w:proofErr w:type="spellEnd"/>
-            <w:r>
-              <w:t>(</w:t>
-            </w:r>
-            <w:proofErr w:type="gramEnd"/>
-            <w:r>
-              <w:t xml:space="preserve">usuario, </w:t>
-            </w:r>
-            <w:proofErr w:type="spellStart"/>
-            <w:r>
-              <w:t>password</w:t>
-            </w:r>
-            <w:proofErr w:type="spellEnd"/>
-            <w:r>
-              <w:t>) del Web Service.</w:t>
+              <w:t>El cliente invoca el método validarIngreso(usuario, password) del Web Service.</w:t>
             </w:r>
           </w:p>
         </w:tc>
@@ -8590,15 +8548,7 @@
               <w:cnfStyle w:val="000000000000" w:firstRow="0" w:lastRow="0" w:firstColumn="0" w:lastColumn="0" w:oddVBand="0" w:evenVBand="0" w:oddHBand="0" w:evenHBand="0" w:firstRowFirstColumn="0" w:firstRowLastColumn="0" w:lastRowFirstColumn="0" w:lastRowLastColumn="0"/>
             </w:pPr>
             <w:r>
-              <w:t xml:space="preserve">El cliente ha enviado los parámetros usuario y </w:t>
-            </w:r>
-            <w:proofErr w:type="spellStart"/>
-            <w:r>
-              <w:t>password</w:t>
-            </w:r>
-            <w:proofErr w:type="spellEnd"/>
-            <w:r>
-              <w:t xml:space="preserve"> al Web Service.</w:t>
+              <w:t>El cliente ha enviado los parámetros usuario y password al Web Service.</w:t>
             </w:r>
           </w:p>
           <w:p>
@@ -8745,9 +8695,9 @@
                 <w:noProof/>
               </w:rPr>
               <w:drawing>
-                <wp:inline distT="0" distB="0" distL="0" distR="0" wp14:anchorId="1DF29F0D" wp14:editId="1E6142F5">
-                  <wp:extent cx="1771650" cy="2243660"/>
-                  <wp:effectExtent l="0" t="0" r="0" b="4445"/>
+                <wp:inline distT="0" distB="0" distL="0" distR="0" wp14:anchorId="1DF29F0D" wp14:editId="07C331F2">
+                  <wp:extent cx="1800000" cy="2279563"/>
+                  <wp:effectExtent l="0" t="0" r="0" b="6985"/>
                   <wp:docPr id="1117662493" name="Imagen 30"/>
                   <wp:cNvGraphicFramePr>
                     <a:graphicFrameLocks xmlns:a="http://schemas.openxmlformats.org/drawingml/2006/main" noChangeAspect="1"/>
@@ -8774,7 +8724,7 @@
                         <pic:spPr>
                           <a:xfrm>
                             <a:off x="0" y="0"/>
-                            <a:ext cx="1801687" cy="2281699"/>
+                            <a:ext cx="1800000" cy="2279563"/>
                           </a:xfrm>
                           <a:prstGeom prst="rect">
                             <a:avLst/>
@@ -8994,15 +8944,7 @@
               <w:cnfStyle w:val="000000000000" w:firstRow="0" w:lastRow="0" w:firstColumn="0" w:lastColumn="0" w:oddVBand="0" w:evenVBand="0" w:oddHBand="0" w:evenHBand="0" w:firstRowFirstColumn="0" w:firstRowLastColumn="0" w:lastRowFirstColumn="0" w:lastRowLastColumn="0"/>
             </w:pPr>
             <w:r>
-              <w:t xml:space="preserve">El sistema Comprueba Contraseña: compara el </w:t>
-            </w:r>
-            <w:proofErr w:type="spellStart"/>
-            <w:r>
-              <w:t>password</w:t>
-            </w:r>
-            <w:proofErr w:type="spellEnd"/>
-            <w:r>
-              <w:t xml:space="preserve"> recibido con el almacenado.</w:t>
+              <w:t>El sistema Comprueba Contraseña: compara el password recibido con el almacenado.</w:t>
             </w:r>
           </w:p>
         </w:tc>
@@ -9934,6 +9876,59 @@
               <w:cnfStyle w:val="000000000000" w:firstRow="0" w:lastRow="0" w:firstColumn="0" w:lastColumn="0" w:oddVBand="0" w:evenVBand="0" w:oddHBand="0" w:evenHBand="0" w:firstRowFirstColumn="0" w:firstRowLastColumn="0" w:lastRowFirstColumn="0" w:lastRowLastColumn="0"/>
             </w:pPr>
             <w:bookmarkStart w:id="24" w:name="_Toc74775660"/>
+            <w:r>
+              <w:rPr>
+                <w:noProof/>
+              </w:rPr>
+              <w:drawing>
+                <wp:inline distT="0" distB="0" distL="0" distR="0" wp14:anchorId="161218FD" wp14:editId="7D092E0F">
+                  <wp:extent cx="1800000" cy="1620240"/>
+                  <wp:effectExtent l="0" t="0" r="0" b="0"/>
+                  <wp:docPr id="2137632296" name="Imagen 27"/>
+                  <wp:cNvGraphicFramePr>
+                    <a:graphicFrameLocks xmlns:a="http://schemas.openxmlformats.org/drawingml/2006/main" noChangeAspect="1"/>
+                  </wp:cNvGraphicFramePr>
+                  <a:graphic xmlns:a="http://schemas.openxmlformats.org/drawingml/2006/main">
+                    <a:graphicData uri="http://schemas.openxmlformats.org/drawingml/2006/picture">
+                      <pic:pic xmlns:pic="http://schemas.openxmlformats.org/drawingml/2006/picture">
+                        <pic:nvPicPr>
+                          <pic:cNvPr id="0" name="Picture 1"/>
+                          <pic:cNvPicPr>
+                            <a:picLocks noChangeAspect="1" noChangeArrowheads="1"/>
+                          </pic:cNvPicPr>
+                        </pic:nvPicPr>
+                        <pic:blipFill>
+                          <a:blip r:embed="rId12" cstate="print">
+                            <a:extLst>
+                              <a:ext uri="{28A0092B-C50C-407E-A947-70E740481C1C}">
+                                <a14:useLocalDpi xmlns:a14="http://schemas.microsoft.com/office/drawing/2010/main" val="0"/>
+                              </a:ext>
+                            </a:extLst>
+                          </a:blip>
+                          <a:srcRect/>
+                          <a:stretch>
+                            <a:fillRect/>
+                          </a:stretch>
+                        </pic:blipFill>
+                        <pic:spPr bwMode="auto">
+                          <a:xfrm>
+                            <a:off x="0" y="0"/>
+                            <a:ext cx="1800000" cy="1620240"/>
+                          </a:xfrm>
+                          <a:prstGeom prst="rect">
+                            <a:avLst/>
+                          </a:prstGeom>
+                          <a:noFill/>
+                          <a:ln>
+                            <a:noFill/>
+                          </a:ln>
+                        </pic:spPr>
+                      </pic:pic>
+                    </a:graphicData>
+                  </a:graphic>
+                </wp:inline>
+              </w:drawing>
+            </w:r>
           </w:p>
           <w:p>
             <w:pPr>
@@ -10014,6 +10009,7 @@
               <w:rPr>
                 <w:b/>
               </w:rPr>
+              <w:lastRenderedPageBreak/>
               <w:t>Actor</w:t>
             </w:r>
           </w:p>
@@ -10131,15 +10127,7 @@
               <w:cnfStyle w:val="000000000000" w:firstRow="0" w:lastRow="0" w:firstColumn="0" w:lastColumn="0" w:oddVBand="0" w:evenVBand="0" w:oddHBand="0" w:evenHBand="0" w:firstRowFirstColumn="0" w:firstRowLastColumn="0" w:lastRowFirstColumn="0" w:lastRowLastColumn="0"/>
             </w:pPr>
             <w:r>
-              <w:t xml:space="preserve">El cliente invoca el Web Service </w:t>
-            </w:r>
-            <w:proofErr w:type="spellStart"/>
-            <w:r>
-              <w:t>traerMovimientos</w:t>
-            </w:r>
-            <w:proofErr w:type="spellEnd"/>
-            <w:r>
-              <w:t>(cuenta).</w:t>
+              <w:t>El cliente invoca el Web Service traerMovimientos(cuenta).</w:t>
             </w:r>
           </w:p>
         </w:tc>
@@ -10167,7 +10155,6 @@
               <w:spacing w:line="360" w:lineRule="auto"/>
             </w:pPr>
             <w:r>
-              <w:lastRenderedPageBreak/>
               <w:t>El usuario espera la respuesta.</w:t>
             </w:r>
           </w:p>
@@ -10704,6 +10691,7 @@
               <w:rPr>
                 <w:b/>
               </w:rPr>
+              <w:lastRenderedPageBreak/>
               <w:t>Meta</w:t>
             </w:r>
             <w:r>
@@ -10958,7 +10946,6 @@
               <w:rPr>
                 <w:b/>
               </w:rPr>
-              <w:lastRenderedPageBreak/>
               <w:t>Precondiciones</w:t>
             </w:r>
           </w:p>
@@ -11148,6 +11135,59 @@
               <w:jc w:val="center"/>
               <w:cnfStyle w:val="000000000000" w:firstRow="0" w:lastRow="0" w:firstColumn="0" w:lastColumn="0" w:oddVBand="0" w:evenVBand="0" w:oddHBand="0" w:evenHBand="0" w:firstRowFirstColumn="0" w:firstRowLastColumn="0" w:lastRowFirstColumn="0" w:lastRowLastColumn="0"/>
             </w:pPr>
+            <w:r>
+              <w:rPr>
+                <w:noProof/>
+              </w:rPr>
+              <w:drawing>
+                <wp:inline distT="0" distB="0" distL="0" distR="0" wp14:anchorId="6AD2EDD9" wp14:editId="7C0593EF">
+                  <wp:extent cx="1800000" cy="1620240"/>
+                  <wp:effectExtent l="0" t="0" r="0" b="0"/>
+                  <wp:docPr id="1920944544" name="Imagen 27"/>
+                  <wp:cNvGraphicFramePr>
+                    <a:graphicFrameLocks xmlns:a="http://schemas.openxmlformats.org/drawingml/2006/main" noChangeAspect="1"/>
+                  </wp:cNvGraphicFramePr>
+                  <a:graphic xmlns:a="http://schemas.openxmlformats.org/drawingml/2006/main">
+                    <a:graphicData uri="http://schemas.openxmlformats.org/drawingml/2006/picture">
+                      <pic:pic xmlns:pic="http://schemas.openxmlformats.org/drawingml/2006/picture">
+                        <pic:nvPicPr>
+                          <pic:cNvPr id="0" name="Picture 1"/>
+                          <pic:cNvPicPr>
+                            <a:picLocks noChangeAspect="1" noChangeArrowheads="1"/>
+                          </pic:cNvPicPr>
+                        </pic:nvPicPr>
+                        <pic:blipFill>
+                          <a:blip r:embed="rId12" cstate="print">
+                            <a:extLst>
+                              <a:ext uri="{28A0092B-C50C-407E-A947-70E740481C1C}">
+                                <a14:useLocalDpi xmlns:a14="http://schemas.microsoft.com/office/drawing/2010/main" val="0"/>
+                              </a:ext>
+                            </a:extLst>
+                          </a:blip>
+                          <a:srcRect/>
+                          <a:stretch>
+                            <a:fillRect/>
+                          </a:stretch>
+                        </pic:blipFill>
+                        <pic:spPr bwMode="auto">
+                          <a:xfrm>
+                            <a:off x="0" y="0"/>
+                            <a:ext cx="1800000" cy="1620240"/>
+                          </a:xfrm>
+                          <a:prstGeom prst="rect">
+                            <a:avLst/>
+                          </a:prstGeom>
+                          <a:noFill/>
+                          <a:ln>
+                            <a:noFill/>
+                          </a:ln>
+                        </pic:spPr>
+                      </pic:pic>
+                    </a:graphicData>
+                  </a:graphic>
+                </wp:inline>
+              </w:drawing>
+            </w:r>
           </w:p>
           <w:p>
             <w:pPr>
@@ -11347,20 +11387,7 @@
               <w:cnfStyle w:val="000000000000" w:firstRow="0" w:lastRow="0" w:firstColumn="0" w:lastColumn="0" w:oddVBand="0" w:evenVBand="0" w:oddHBand="0" w:evenHBand="0" w:firstRowFirstColumn="0" w:firstRowLastColumn="0" w:lastRowFirstColumn="0" w:lastRowLastColumn="0"/>
             </w:pPr>
             <w:r>
-              <w:t xml:space="preserve">El cliente invoca el Web Service </w:t>
-            </w:r>
-            <w:proofErr w:type="spellStart"/>
-            <w:proofErr w:type="gramStart"/>
-            <w:r>
-              <w:t>regDeposito</w:t>
-            </w:r>
-            <w:proofErr w:type="spellEnd"/>
-            <w:r>
-              <w:t>(</w:t>
-            </w:r>
-            <w:proofErr w:type="gramEnd"/>
-            <w:r>
-              <w:t>cuenta, importe).</w:t>
+              <w:t>El cliente invoca el Web Service regDeposito(cuenta, importe).</w:t>
             </w:r>
           </w:p>
         </w:tc>
@@ -11515,6 +11542,7 @@
                 <w:b/>
                 <w:bCs/>
               </w:rPr>
+              <w:lastRenderedPageBreak/>
               <w:t xml:space="preserve">Cuenta inexistente o inactiva: </w:t>
             </w:r>
             <w:r>
@@ -11562,15 +11590,7 @@
               <w:t xml:space="preserve">Error en la transacción: </w:t>
             </w:r>
             <w:r>
-              <w:t xml:space="preserve">Se realiza </w:t>
-            </w:r>
-            <w:proofErr w:type="spellStart"/>
-            <w:r>
-              <w:t>rollback</w:t>
-            </w:r>
-            <w:proofErr w:type="spellEnd"/>
-            <w:r>
-              <w:t xml:space="preserve"> y se informa al usuario.</w:t>
+              <w:t>Se realiza rollback y se informa al usuario.</w:t>
             </w:r>
           </w:p>
         </w:tc>
@@ -11712,7 +11732,6 @@
       <w:bookmarkStart w:id="33" w:name="_Toc229761103"/>
       <w:bookmarkStart w:id="34" w:name="_Toc229761151"/>
       <w:r>
-        <w:lastRenderedPageBreak/>
         <w:t xml:space="preserve">Tabla </w:t>
       </w:r>
       <w:r>
@@ -12356,6 +12375,7 @@
               <w:rPr>
                 <w:b/>
               </w:rPr>
+              <w:lastRenderedPageBreak/>
               <w:t xml:space="preserve">Gráfico </w:t>
             </w:r>
           </w:p>
@@ -12372,6 +12392,59 @@
               <w:jc w:val="center"/>
               <w:cnfStyle w:val="000000000000" w:firstRow="0" w:lastRow="0" w:firstColumn="0" w:lastColumn="0" w:oddVBand="0" w:evenVBand="0" w:oddHBand="0" w:evenHBand="0" w:firstRowFirstColumn="0" w:firstRowLastColumn="0" w:lastRowFirstColumn="0" w:lastRowLastColumn="0"/>
             </w:pPr>
+            <w:r>
+              <w:rPr>
+                <w:noProof/>
+              </w:rPr>
+              <w:drawing>
+                <wp:inline distT="0" distB="0" distL="0" distR="0" wp14:anchorId="7A73D1AF" wp14:editId="65BC1885">
+                  <wp:extent cx="1800000" cy="1620240"/>
+                  <wp:effectExtent l="0" t="0" r="0" b="0"/>
+                  <wp:docPr id="416277949" name="Imagen 27"/>
+                  <wp:cNvGraphicFramePr>
+                    <a:graphicFrameLocks xmlns:a="http://schemas.openxmlformats.org/drawingml/2006/main" noChangeAspect="1"/>
+                  </wp:cNvGraphicFramePr>
+                  <a:graphic xmlns:a="http://schemas.openxmlformats.org/drawingml/2006/main">
+                    <a:graphicData uri="http://schemas.openxmlformats.org/drawingml/2006/picture">
+                      <pic:pic xmlns:pic="http://schemas.openxmlformats.org/drawingml/2006/picture">
+                        <pic:nvPicPr>
+                          <pic:cNvPr id="0" name="Picture 1"/>
+                          <pic:cNvPicPr>
+                            <a:picLocks noChangeAspect="1" noChangeArrowheads="1"/>
+                          </pic:cNvPicPr>
+                        </pic:nvPicPr>
+                        <pic:blipFill>
+                          <a:blip r:embed="rId12" cstate="print">
+                            <a:extLst>
+                              <a:ext uri="{28A0092B-C50C-407E-A947-70E740481C1C}">
+                                <a14:useLocalDpi xmlns:a14="http://schemas.microsoft.com/office/drawing/2010/main" val="0"/>
+                              </a:ext>
+                            </a:extLst>
+                          </a:blip>
+                          <a:srcRect/>
+                          <a:stretch>
+                            <a:fillRect/>
+                          </a:stretch>
+                        </pic:blipFill>
+                        <pic:spPr bwMode="auto">
+                          <a:xfrm>
+                            <a:off x="0" y="0"/>
+                            <a:ext cx="1800000" cy="1620240"/>
+                          </a:xfrm>
+                          <a:prstGeom prst="rect">
+                            <a:avLst/>
+                          </a:prstGeom>
+                          <a:noFill/>
+                          <a:ln>
+                            <a:noFill/>
+                          </a:ln>
+                        </pic:spPr>
+                      </pic:pic>
+                    </a:graphicData>
+                  </a:graphic>
+                </wp:inline>
+              </w:drawing>
+            </w:r>
           </w:p>
           <w:p>
             <w:pPr>
@@ -12571,26 +12644,8 @@
               <w:cnfStyle w:val="000000000000" w:firstRow="0" w:lastRow="0" w:firstColumn="0" w:lastColumn="0" w:oddVBand="0" w:evenVBand="0" w:oddHBand="0" w:evenHBand="0" w:firstRowFirstColumn="0" w:firstRowLastColumn="0" w:lastRowFirstColumn="0" w:lastRowLastColumn="0"/>
             </w:pPr>
             <w:r>
-              <w:t xml:space="preserve">El cliente </w:t>
-            </w:r>
-            <w:proofErr w:type="gramStart"/>
-            <w:r>
-              <w:t xml:space="preserve">invoca  </w:t>
-            </w:r>
-            <w:proofErr w:type="spellStart"/>
-            <w:r>
-              <w:t>regRetiro</w:t>
-            </w:r>
-            <w:proofErr w:type="spellEnd"/>
-            <w:proofErr w:type="gramEnd"/>
-            <w:r>
-              <w:t>(cuenta, importe</w:t>
-            </w:r>
-            <w:proofErr w:type="gramStart"/>
-            <w:r>
-              <w:t>) .</w:t>
-            </w:r>
-            <w:proofErr w:type="gramEnd"/>
+              <w:t>El cliente invoca  regRetiro(cuenta, importe) .</w:t>
+            </w:r>
           </w:p>
         </w:tc>
       </w:tr>
@@ -12748,7 +12803,6 @@
                 <w:b/>
                 <w:bCs/>
               </w:rPr>
-              <w:lastRenderedPageBreak/>
               <w:t xml:space="preserve">Saldo insuficiente: </w:t>
             </w:r>
             <w:r>
@@ -12795,13 +12849,8 @@
               </w:rPr>
               <w:t xml:space="preserve">Error en transacción: </w:t>
             </w:r>
-            <w:proofErr w:type="spellStart"/>
-            <w:r>
-              <w:t>Rollback</w:t>
-            </w:r>
-            <w:proofErr w:type="spellEnd"/>
-            <w:r>
-              <w:t xml:space="preserve"> automático.</w:t>
+            <w:r>
+              <w:t>Rollback automático.</w:t>
             </w:r>
           </w:p>
         </w:tc>
@@ -13111,6 +13160,7 @@
               <w:rPr>
                 <w:b/>
               </w:rPr>
+              <w:lastRenderedPageBreak/>
               <w:t>Descripción</w:t>
             </w:r>
             <w:r>
@@ -13623,6 +13673,59 @@
               <w:jc w:val="center"/>
               <w:cnfStyle w:val="000000000000" w:firstRow="0" w:lastRow="0" w:firstColumn="0" w:lastColumn="0" w:oddVBand="0" w:evenVBand="0" w:oddHBand="0" w:evenHBand="0" w:firstRowFirstColumn="0" w:firstRowLastColumn="0" w:lastRowFirstColumn="0" w:lastRowLastColumn="0"/>
             </w:pPr>
+            <w:r>
+              <w:rPr>
+                <w:noProof/>
+              </w:rPr>
+              <w:drawing>
+                <wp:inline distT="0" distB="0" distL="0" distR="0" wp14:anchorId="756B03A4" wp14:editId="7FDD3EB8">
+                  <wp:extent cx="1800000" cy="1620240"/>
+                  <wp:effectExtent l="0" t="0" r="0" b="0"/>
+                  <wp:docPr id="1583454443" name="Imagen 27"/>
+                  <wp:cNvGraphicFramePr>
+                    <a:graphicFrameLocks xmlns:a="http://schemas.openxmlformats.org/drawingml/2006/main" noChangeAspect="1"/>
+                  </wp:cNvGraphicFramePr>
+                  <a:graphic xmlns:a="http://schemas.openxmlformats.org/drawingml/2006/main">
+                    <a:graphicData uri="http://schemas.openxmlformats.org/drawingml/2006/picture">
+                      <pic:pic xmlns:pic="http://schemas.openxmlformats.org/drawingml/2006/picture">
+                        <pic:nvPicPr>
+                          <pic:cNvPr id="0" name="Picture 1"/>
+                          <pic:cNvPicPr>
+                            <a:picLocks noChangeAspect="1" noChangeArrowheads="1"/>
+                          </pic:cNvPicPr>
+                        </pic:nvPicPr>
+                        <pic:blipFill>
+                          <a:blip r:embed="rId12" cstate="print">
+                            <a:extLst>
+                              <a:ext uri="{28A0092B-C50C-407E-A947-70E740481C1C}">
+                                <a14:useLocalDpi xmlns:a14="http://schemas.microsoft.com/office/drawing/2010/main" val="0"/>
+                              </a:ext>
+                            </a:extLst>
+                          </a:blip>
+                          <a:srcRect/>
+                          <a:stretch>
+                            <a:fillRect/>
+                          </a:stretch>
+                        </pic:blipFill>
+                        <pic:spPr bwMode="auto">
+                          <a:xfrm>
+                            <a:off x="0" y="0"/>
+                            <a:ext cx="1800000" cy="1620240"/>
+                          </a:xfrm>
+                          <a:prstGeom prst="rect">
+                            <a:avLst/>
+                          </a:prstGeom>
+                          <a:noFill/>
+                          <a:ln>
+                            <a:noFill/>
+                          </a:ln>
+                        </pic:spPr>
+                      </pic:pic>
+                    </a:graphicData>
+                  </a:graphic>
+                </wp:inline>
+              </w:drawing>
+            </w:r>
           </w:p>
           <w:p>
             <w:pPr>
@@ -13705,7 +13808,6 @@
               <w:rPr>
                 <w:b/>
               </w:rPr>
-              <w:lastRenderedPageBreak/>
               <w:t>Actor</w:t>
             </w:r>
           </w:p>
@@ -13823,20 +13925,7 @@
               <w:cnfStyle w:val="000000000000" w:firstRow="0" w:lastRow="0" w:firstColumn="0" w:lastColumn="0" w:oddVBand="0" w:evenVBand="0" w:oddHBand="0" w:evenHBand="0" w:firstRowFirstColumn="0" w:firstRowLastColumn="0" w:lastRowFirstColumn="0" w:lastRowLastColumn="0"/>
             </w:pPr>
             <w:r>
-              <w:t xml:space="preserve">El cliente invoca </w:t>
-            </w:r>
-            <w:proofErr w:type="spellStart"/>
-            <w:proofErr w:type="gramStart"/>
-            <w:r>
-              <w:t>regTransferencia</w:t>
-            </w:r>
-            <w:proofErr w:type="spellEnd"/>
-            <w:r>
-              <w:t>(</w:t>
-            </w:r>
-            <w:proofErr w:type="gramEnd"/>
-            <w:r>
-              <w:t>origen, destino, importe).</w:t>
+              <w:t>El cliente invoca regTransferencia(origen, destino, importe).</w:t>
             </w:r>
           </w:p>
         </w:tc>
@@ -13911,6 +14000,7 @@
               <w:spacing w:line="360" w:lineRule="auto"/>
             </w:pPr>
             <w:r>
+              <w:lastRenderedPageBreak/>
               <w:t>El usuario visualiza el resultado.</w:t>
             </w:r>
           </w:p>
@@ -14061,13 +14151,8 @@
               </w:rPr>
               <w:t xml:space="preserve">Error en transacción: </w:t>
             </w:r>
-            <w:proofErr w:type="spellStart"/>
-            <w:r>
-              <w:t>Rollback</w:t>
-            </w:r>
-            <w:proofErr w:type="spellEnd"/>
-            <w:r>
-              <w:t xml:space="preserve"> completo de la operación.</w:t>
+            <w:r>
+              <w:t>Rollback completo de la operación.</w:t>
             </w:r>
           </w:p>
         </w:tc>
